--- a/docs/BRIDGE_User_Manual_AutoSTEM.docx
+++ b/docs/BRIDGE_User_Manual_AutoSTEM.docx
@@ -458,13 +458,8 @@
       </w:r>
     </w:p>
     <w:p>
-      <w:proofErr w:type="gramStart"/>
-      <w:r>
-        <w:t>In particular, it</w:t>
-      </w:r>
-      <w:proofErr w:type="gramEnd"/>
-      <w:r>
-        <w:t xml:space="preserve"> is designed for:</w:t>
+      <w:r>
+        <w:t>In particular, it is designed for:</w:t>
       </w:r>
     </w:p>
     <w:p>
@@ -1040,11 +1035,8 @@
         <w:r>
           <w:rPr>
             <w:rStyle w:val="Hyperlink"/>
-            <w:b/>
-            <w:bCs/>
-            <w:color w:val="EE0000"/>
           </w:rPr>
-          <w:t>https://github.com/LabMACS/2025_TDSG/releases/tag/v1.1.0</w:t>
+          <w:t>https://github.com/ANcybernetics/AutoSTEM-VirtualToolkit/releases/tag/v1.0.0</w:t>
         </w:r>
       </w:hyperlink>
       <w:r>
@@ -1120,16 +1112,56 @@
         </w:numPr>
       </w:pPr>
       <w:r>
-        <w:t xml:space="preserve">Alternatively, if you have git installed, run the command: </w:t>
-      </w:r>
+        <w:t>Alternatively, if you have git installed, run the command:</w:t>
+      </w:r>
+    </w:p>
+    <w:p>
+      <w:pPr>
+        <w:pStyle w:val="ListParagraph"/>
+        <w:jc w:val="left"/>
+      </w:pPr>
       <w:r>
         <w:rPr>
           <w:rFonts w:ascii="Courier New" w:hAnsi="Courier New"/>
           <w:b/>
           <w:bCs/>
-          <w:color w:val="EE0000"/>
-        </w:rPr>
-        <w:t>git clone https://github.com/LabMACS/2025_TDSG/releases/tag/v1.1.0.git</w:t>
+        </w:rPr>
+        <w:t>git clone https://github.com/</w:t>
+      </w:r>
+      <w:r>
+        <w:rPr>
+          <w:rFonts w:ascii="Courier New" w:hAnsi="Courier New"/>
+          <w:b/>
+          <w:bCs/>
+        </w:rPr>
+        <w:t>ANcybernetics</w:t>
+      </w:r>
+      <w:r>
+        <w:rPr>
+          <w:rFonts w:ascii="Courier New" w:hAnsi="Courier New"/>
+          <w:b/>
+          <w:bCs/>
+        </w:rPr>
+        <w:t>/</w:t>
+      </w:r>
+      <w:r>
+        <w:t xml:space="preserve"> </w:t>
+      </w:r>
+      <w:r>
+        <w:rPr>
+          <w:rFonts w:ascii="Courier New" w:hAnsi="Courier New"/>
+          <w:b/>
+          <w:bCs/>
+        </w:rPr>
+        <w:t>AutoSTEM-VirtualToolkit/releases/tag/v1.0.0</w:t>
+      </w:r>
+      <w:r>
+        <w:rPr>
+          <w:rFonts w:ascii="Courier New" w:hAnsi="Courier New"/>
+          <w:b/>
+          <w:bCs/>
+        </w:rPr>
+        <w:t>.git</w:t>
       </w:r>
     </w:p>
     <w:p>
@@ -1229,6 +1261,7 @@
     </w:p>
     <w:p>
       <w:r>
+        <w:lastRenderedPageBreak/>
         <w:br w:type="page"/>
       </w:r>
     </w:p>
@@ -1320,15 +1353,7 @@
         <w:t>Workspace (Code Area, top left)</w:t>
       </w:r>
       <w:r>
-        <w:t xml:space="preserve">: The working area where the user builds the logic. The library of blocks (Movement, Logic, Loops) is available here and can be dragged and </w:t>
-      </w:r>
-      <w:proofErr w:type="gramStart"/>
-      <w:r>
-        <w:t>connected together</w:t>
-      </w:r>
-      <w:proofErr w:type="gramEnd"/>
-      <w:r>
-        <w:t>.</w:t>
+        <w:t>: The working area where the user builds the logic. The library of blocks (Movement, Logic, Loops) is available here and can be dragged and connected together.</w:t>
       </w:r>
     </w:p>
     <w:p>
@@ -1850,15 +1875,7 @@
         </w:numPr>
       </w:pPr>
       <w:r>
-        <w:t xml:space="preserve">If an error or instability </w:t>
-      </w:r>
-      <w:proofErr w:type="gramStart"/>
-      <w:r>
-        <w:t>occurs:</w:t>
-      </w:r>
-      <w:proofErr w:type="gramEnd"/>
-      <w:r>
-        <w:t xml:space="preserve"> press the </w:t>
+        <w:t xml:space="preserve">If an error or instability occurs: press the </w:t>
       </w:r>
       <w:r>
         <w:rPr>
@@ -2154,15 +2171,7 @@
         <w:t>5</w:t>
       </w:r>
       <w:r>
-        <w:t xml:space="preserve">.1 </w:t>
-      </w:r>
-      <w:proofErr w:type="spellStart"/>
-      <w:r>
-        <w:t>BalaC</w:t>
-      </w:r>
-      <w:proofErr w:type="spellEnd"/>
-      <w:r>
-        <w:t xml:space="preserve"> Custom Blocks</w:t>
+        <w:t>.1 BalaC Custom Blocks</w:t>
       </w:r>
     </w:p>
     <w:p>
@@ -2484,16 +2493,11 @@
       <w:r>
         <w:t>.exe file is in the same directory as its resources (</w:t>
       </w:r>
-      <w:proofErr w:type="spellStart"/>
       <w:r>
         <w:t>AUTOSTEM</w:t>
       </w:r>
       <w:r>
-        <w:t>_Data</w:t>
-      </w:r>
-      <w:proofErr w:type="spellEnd"/>
-      <w:r>
-        <w:t xml:space="preserve"> folder) and that the antivirus has not blocked the content.</w:t>
+        <w:t>_Data folder) and that the antivirus has not blocked the content.</w:t>
       </w:r>
     </w:p>
     <w:p>
@@ -2717,23 +2721,7 @@
     </w:p>
     <w:p>
       <w:r>
-        <w:t>This work is licensed under the Creative Commons Attribution-</w:t>
-      </w:r>
-      <w:proofErr w:type="spellStart"/>
-      <w:r>
-        <w:t>NonCommercial</w:t>
-      </w:r>
-      <w:proofErr w:type="spellEnd"/>
-      <w:r>
-        <w:t>-</w:t>
-      </w:r>
-      <w:proofErr w:type="spellStart"/>
-      <w:r>
-        <w:t>ShareAlike</w:t>
-      </w:r>
-      <w:proofErr w:type="spellEnd"/>
-      <w:r>
-        <w:t xml:space="preserve"> 4.0 International License (CC BY-NC-SA 4.0).</w:t>
+        <w:t>This work is licensed under the Creative Commons Attribution-NonCommercial-ShareAlike 4.0 International License (CC BY-NC-SA 4.0).</w:t>
       </w:r>
     </w:p>
     <w:p>
@@ -2747,19 +2735,11 @@
           <w:lang w:val="it-IT"/>
         </w:rPr>
       </w:pPr>
-      <w:proofErr w:type="spellStart"/>
       <w:r>
         <w:rPr>
           <w:lang w:val="it-IT"/>
         </w:rPr>
-        <w:t>Contributors</w:t>
-      </w:r>
-      <w:proofErr w:type="spellEnd"/>
-      <w:r>
-        <w:rPr>
-          <w:lang w:val="it-IT"/>
-        </w:rPr>
-        <w:t>:</w:t>
+        <w:t>Contributors:</w:t>
       </w:r>
     </w:p>
     <w:p>
@@ -6401,7 +6381,6 @@
   <w:style w:type="character" w:default="1" w:styleId="DefaultParagraphFont">
     <w:name w:val="Default Paragraph Font"/>
     <w:uiPriority w:val="1"/>
-    <w:semiHidden/>
     <w:unhideWhenUsed/>
   </w:style>
   <w:style w:type="table" w:default="1" w:styleId="TableNormal">
@@ -7168,6 +7147,15 @@
 </file>
 
 <file path=customXml/item1.xml><?xml version="1.0" encoding="utf-8"?>
+<?mso-contentType ?>
+<FormTemplates xmlns="http://schemas.microsoft.com/sharepoint/v3/contenttype/forms">
+  <Display>DocumentLibraryForm</Display>
+  <Edit>DocumentLibraryForm</Edit>
+  <New>DocumentLibraryForm</New>
+</FormTemplates>
+</file>
+
+<file path=customXml/item2.xml><?xml version="1.0" encoding="utf-8"?>
 <ct:contentTypeSchema xmlns:ct="http://schemas.microsoft.com/office/2006/metadata/contentType" xmlns:ma="http://schemas.microsoft.com/office/2006/metadata/properties/metaAttributes" ct:_="" ma:_="" ma:contentTypeName="Document" ma:contentTypeID="0x0101003083A8BD9FC57647BFB938553732BBF1" ma:contentTypeVersion="19" ma:contentTypeDescription="Create a new document." ma:contentTypeScope="" ma:versionID="95da31e04e513e23dc057732b461e3f5">
   <xsd:schema xmlns:xsd="http://www.w3.org/2001/XMLSchema" xmlns:xs="http://www.w3.org/2001/XMLSchema" xmlns:p="http://schemas.microsoft.com/office/2006/metadata/properties" xmlns:ns2="dc1746aa-2a4b-4a12-a193-82e977ec6616" xmlns:ns3="d74c42e2-cc96-4d07-a673-45589d8c55b6" targetNamespace="http://schemas.microsoft.com/office/2006/metadata/properties" ma:root="true" ma:fieldsID="8de6b60e67ab0aa915ef7eb8e5140331" ns2:_="" ns3:_="">
     <xsd:import namespace="dc1746aa-2a4b-4a12-a193-82e977ec6616"/>
@@ -7428,20 +7416,7 @@
 </ct:contentTypeSchema>
 </file>
 
-<file path=customXml/item2.xml><?xml version="1.0" encoding="utf-8"?>
-<?mso-contentType ?>
-<FormTemplates xmlns="http://schemas.microsoft.com/sharepoint/v3/contenttype/forms">
-  <Display>DocumentLibraryForm</Display>
-  <Edit>DocumentLibraryForm</Edit>
-  <New>DocumentLibraryForm</New>
-</FormTemplates>
-</file>
-
 <file path=customXml/item3.xml><?xml version="1.0" encoding="utf-8"?>
-<b:Sources xmlns:b="http://schemas.openxmlformats.org/officeDocument/2006/bibliography" xmlns="http://schemas.openxmlformats.org/officeDocument/2006/bibliography" SelectedStyle="\APASixthEditionOfficeOnline.xsl" StyleName="APA" Version="6"/>
-</file>
-
-<file path=customXml/item4.xml><?xml version="1.0" encoding="utf-8"?>
 <p:properties xmlns:p="http://schemas.microsoft.com/office/2006/metadata/properties" xmlns:xsi="http://www.w3.org/2001/XMLSchema-instance" xmlns:pc="http://schemas.microsoft.com/office/infopath/2007/PartnerControls">
   <documentManagement>
     <lcf76f155ced4ddcb4097134ff3c332f xmlns="dc1746aa-2a4b-4a12-a193-82e977ec6616">
@@ -7452,7 +7427,19 @@
 </p:properties>
 </file>
 
+<file path=customXml/item4.xml><?xml version="1.0" encoding="utf-8"?>
+<b:Sources xmlns:b="http://schemas.openxmlformats.org/officeDocument/2006/bibliography" xmlns="http://schemas.openxmlformats.org/officeDocument/2006/bibliography" SelectedStyle="\APASixthEditionOfficeOnline.xsl" StyleName="APA" Version="6"/>
+</file>
+
 <file path=customXml/itemProps1.xml><?xml version="1.0" encoding="utf-8"?>
+<ds:datastoreItem xmlns:ds="http://schemas.openxmlformats.org/officeDocument/2006/customXml" ds:itemID="{A518187D-FF5C-49F3-B393-1CDE524F06F2}">
+  <ds:schemaRefs>
+    <ds:schemaRef ds:uri="http://schemas.microsoft.com/sharepoint/v3/contenttype/forms"/>
+  </ds:schemaRefs>
+</ds:datastoreItem>
+</file>
+
+<file path=customXml/itemProps2.xml><?xml version="1.0" encoding="utf-8"?>
 <ds:datastoreItem xmlns:ds="http://schemas.openxmlformats.org/officeDocument/2006/customXml" ds:itemID="{9733C0DC-FD37-4F41-A320-A3D2898A0AF3}">
   <ds:schemaRefs>
     <ds:schemaRef ds:uri="http://schemas.microsoft.com/office/2006/metadata/contentType"/>
@@ -7471,23 +7458,7 @@
 </ds:datastoreItem>
 </file>
 
-<file path=customXml/itemProps2.xml><?xml version="1.0" encoding="utf-8"?>
-<ds:datastoreItem xmlns:ds="http://schemas.openxmlformats.org/officeDocument/2006/customXml" ds:itemID="{A518187D-FF5C-49F3-B393-1CDE524F06F2}">
-  <ds:schemaRefs>
-    <ds:schemaRef ds:uri="http://schemas.microsoft.com/sharepoint/v3/contenttype/forms"/>
-  </ds:schemaRefs>
-</ds:datastoreItem>
-</file>
-
 <file path=customXml/itemProps3.xml><?xml version="1.0" encoding="utf-8"?>
-<ds:datastoreItem xmlns:ds="http://schemas.openxmlformats.org/officeDocument/2006/customXml" ds:itemID="{F0D9F4B6-2F49-4913-B249-0AAE237C5344}">
-  <ds:schemaRefs>
-    <ds:schemaRef ds:uri="http://schemas.openxmlformats.org/officeDocument/2006/bibliography"/>
-  </ds:schemaRefs>
-</ds:datastoreItem>
-</file>
-
-<file path=customXml/itemProps4.xml><?xml version="1.0" encoding="utf-8"?>
 <ds:datastoreItem xmlns:ds="http://schemas.openxmlformats.org/officeDocument/2006/customXml" ds:itemID="{309E802B-CEF9-4CAA-8E2B-47728BC0D932}">
   <ds:schemaRefs>
     <ds:schemaRef ds:uri="http://schemas.microsoft.com/office/2006/metadata/properties"/>
@@ -7496,4 +7467,12 @@
     <ds:schemaRef ds:uri="d74c42e2-cc96-4d07-a673-45589d8c55b6"/>
   </ds:schemaRefs>
 </ds:datastoreItem>
+</file>
+
+<file path=customXml/itemProps4.xml><?xml version="1.0" encoding="utf-8"?>
+<ds:datastoreItem xmlns:ds="http://schemas.openxmlformats.org/officeDocument/2006/customXml" ds:itemID="{F0D9F4B6-2F49-4913-B249-0AAE237C5344}">
+  <ds:schemaRefs>
+    <ds:schemaRef ds:uri="http://schemas.openxmlformats.org/officeDocument/2006/bibliography"/>
+  </ds:schemaRefs>
+</ds:datastoreItem>
 </file>
--- a/docs/BRIDGE_User_Manual_AutoSTEM.docx
+++ b/docs/BRIDGE_User_Manual_AutoSTEM.docx
@@ -430,7 +430,23 @@
     </w:p>
     <w:p>
       <w:r>
-        <w:t>Within the AutoSTEM framework, the simulator focuses on the BalaC robot and its PID control playground, where users can experiment with control parameters and observe system behavior in real time.</w:t>
+        <w:t xml:space="preserve">Within the AutoSTEM framework, the simulator focuses on the </w:t>
+      </w:r>
+      <w:proofErr w:type="spellStart"/>
+      <w:r>
+        <w:t>BalaC</w:t>
+      </w:r>
+      <w:proofErr w:type="spellEnd"/>
+      <w:r>
+        <w:t xml:space="preserve"> robot and its PID control playground, where users can experiment with control parameters and observe system </w:t>
+      </w:r>
+      <w:proofErr w:type="spellStart"/>
+      <w:r>
+        <w:t>behavior</w:t>
+      </w:r>
+      <w:proofErr w:type="spellEnd"/>
+      <w:r>
+        <w:t xml:space="preserve"> in real time.</w:t>
       </w:r>
     </w:p>
     <w:p>
@@ -458,8 +474,13 @@
       </w:r>
     </w:p>
     <w:p>
-      <w:r>
-        <w:t>In particular, it is designed for:</w:t>
+      <w:proofErr w:type="gramStart"/>
+      <w:r>
+        <w:t>In particular, it</w:t>
+      </w:r>
+      <w:proofErr w:type="gramEnd"/>
+      <w:r>
+        <w:t xml:space="preserve"> is designed for:</w:t>
       </w:r>
     </w:p>
     <w:p>
@@ -500,7 +521,23 @@
     </w:p>
     <w:p>
       <w:r>
-        <w:t>The BalaC PID playground is especially suited for educational contexts where users can safely experiment with control logic and system behavior.</w:t>
+        <w:t xml:space="preserve">The </w:t>
+      </w:r>
+      <w:proofErr w:type="spellStart"/>
+      <w:r>
+        <w:t>BalaC</w:t>
+      </w:r>
+      <w:proofErr w:type="spellEnd"/>
+      <w:r>
+        <w:t xml:space="preserve"> PID playground is especially suited for educational contexts where users can safely experiment with control logic and system </w:t>
+      </w:r>
+      <w:proofErr w:type="spellStart"/>
+      <w:r>
+        <w:t>behavior</w:t>
+      </w:r>
+      <w:proofErr w:type="spellEnd"/>
+      <w:r>
+        <w:t>.</w:t>
       </w:r>
     </w:p>
     <w:p>
@@ -684,7 +721,21 @@
         <w:rPr>
           <w:b/>
         </w:rPr>
-        <w:t>AMD Ryzen 5 2600</w:t>
+        <w:t xml:space="preserve">AMD </w:t>
+      </w:r>
+      <w:proofErr w:type="spellStart"/>
+      <w:r>
+        <w:rPr>
+          <w:b/>
+        </w:rPr>
+        <w:t>Ryzen</w:t>
+      </w:r>
+      <w:proofErr w:type="spellEnd"/>
+      <w:r>
+        <w:rPr>
+          <w:b/>
+        </w:rPr>
+        <w:t xml:space="preserve"> 5 2600</w:t>
       </w:r>
       <w:r>
         <w:t>.</w:t>
@@ -1153,7 +1204,25 @@
           <w:b/>
           <w:bCs/>
         </w:rPr>
-        <w:t>AutoSTEM-VirtualToolkit/releases/tag/v1.0.0</w:t>
+        <w:t>AutoSTEM-</w:t>
+      </w:r>
+      <w:proofErr w:type="spellStart"/>
+      <w:r>
+        <w:rPr>
+          <w:rFonts w:ascii="Courier New" w:hAnsi="Courier New"/>
+          <w:b/>
+          <w:bCs/>
+        </w:rPr>
+        <w:t>VirtualToolkit</w:t>
+      </w:r>
+      <w:proofErr w:type="spellEnd"/>
+      <w:r>
+        <w:rPr>
+          <w:rFonts w:ascii="Courier New" w:hAnsi="Courier New"/>
+          <w:b/>
+          <w:bCs/>
+        </w:rPr>
+        <w:t>/releases/tag/v1.0.0</w:t>
       </w:r>
       <w:r>
         <w:rPr>
@@ -1255,14 +1324,29 @@
       </w:r>
     </w:p>
     <w:p>
-      <w:r>
-        <w:t>Once executed, the game will start, presenting the main screen with access to the BalaC PID playground environment.</w:t>
-      </w:r>
-    </w:p>
-    <w:p>
-      <w:r>
-        <w:lastRenderedPageBreak/>
-        <w:br w:type="page"/>
+      <w:pPr>
+        <w:sectPr>
+          <w:headerReference w:type="default" r:id="rId21"/>
+          <w:footerReference w:type="even" r:id="rId22"/>
+          <w:footerReference w:type="default" r:id="rId23"/>
+          <w:footerReference w:type="first" r:id="rId24"/>
+          <w:pgSz w:w="11906" w:h="16838"/>
+          <w:pgMar w:top="1417" w:right="1134" w:bottom="1800" w:left="1134" w:header="708" w:footer="708" w:gutter="0"/>
+          <w:cols w:space="708"/>
+          <w:titlePg/>
+          <w:docGrid w:linePitch="360"/>
+        </w:sectPr>
+      </w:pPr>
+      <w:r>
+        <w:t xml:space="preserve">Once executed, the game will start, presenting the main screen with access to the </w:t>
+      </w:r>
+      <w:proofErr w:type="spellStart"/>
+      <w:r>
+        <w:t>BalaC</w:t>
+      </w:r>
+      <w:proofErr w:type="spellEnd"/>
+      <w:r>
+        <w:t xml:space="preserve"> PID playground environment.</w:t>
       </w:r>
     </w:p>
     <w:p>
@@ -1276,7 +1360,15 @@
     </w:p>
     <w:p>
       <w:r>
-        <w:t>This section describes the main mechanics of the B.R.I.D.G.E. simulator and provides an operational guide for approaching block-based programming within the BalaC PID playground environment.</w:t>
+        <w:t xml:space="preserve">This section describes the main mechanics of the B.R.I.D.G.E. simulator and provides an operational guide for approaching block-based programming within the </w:t>
+      </w:r>
+      <w:proofErr w:type="spellStart"/>
+      <w:r>
+        <w:t>BalaC</w:t>
+      </w:r>
+      <w:proofErr w:type="spellEnd"/>
+      <w:r>
+        <w:t xml:space="preserve"> PID playground environment.</w:t>
       </w:r>
     </w:p>
     <w:p>
@@ -1299,7 +1391,15 @@
     </w:p>
     <w:p>
       <w:r>
-        <w:t>In this configuration, the simulator focuses on the BalaC robot, allowing users to interact with a PID control system by adjusting parameters and observing the system response in real time.</w:t>
+        <w:t xml:space="preserve">In this configuration, the simulator focuses on the </w:t>
+      </w:r>
+      <w:proofErr w:type="spellStart"/>
+      <w:r>
+        <w:t>BalaC</w:t>
+      </w:r>
+      <w:proofErr w:type="spellEnd"/>
+      <w:r>
+        <w:t xml:space="preserve"> robot, allowing users to interact with a PID control system by adjusting parameters and observing the system response in real time.</w:t>
       </w:r>
     </w:p>
     <w:p>
@@ -1312,7 +1412,15 @@
     </w:p>
     <w:p>
       <w:r>
-        <w:t>The user can access the BalaC environment directly and select the available PID playground level.</w:t>
+        <w:t xml:space="preserve">The user can access the </w:t>
+      </w:r>
+      <w:proofErr w:type="spellStart"/>
+      <w:r>
+        <w:t>BalaC</w:t>
+      </w:r>
+      <w:proofErr w:type="spellEnd"/>
+      <w:r>
+        <w:t xml:space="preserve"> environment directly and select the available PID playground level.</w:t>
       </w:r>
     </w:p>
     <w:p>
@@ -1335,7 +1443,15 @@
         <w:t>Scenario Area</w:t>
       </w:r>
       <w:r>
-        <w:t>: The main world, where the BalaC robot is positioned within the simulation environment.</w:t>
+        <w:t xml:space="preserve">: The main world, where the </w:t>
+      </w:r>
+      <w:proofErr w:type="spellStart"/>
+      <w:r>
+        <w:t>BalaC</w:t>
+      </w:r>
+      <w:proofErr w:type="spellEnd"/>
+      <w:r>
+        <w:t xml:space="preserve"> robot is positioned within the simulation environment.</w:t>
       </w:r>
     </w:p>
     <w:p>
@@ -1353,7 +1469,15 @@
         <w:t>Workspace (Code Area, top left)</w:t>
       </w:r>
       <w:r>
-        <w:t>: The working area where the user builds the logic. The library of blocks (Movement, Logic, Loops) is available here and can be dragged and connected together.</w:t>
+        <w:t xml:space="preserve">: The working area where the user builds the logic. The library of blocks (Movement, Logic, Loops) is available here and can be dragged and </w:t>
+      </w:r>
+      <w:proofErr w:type="gramStart"/>
+      <w:r>
+        <w:t>connected together</w:t>
+      </w:r>
+      <w:proofErr w:type="gramEnd"/>
+      <w:r>
+        <w:t>.</w:t>
       </w:r>
     </w:p>
     <w:p>
@@ -1434,7 +1558,7 @@
                     <pic:cNvPicPr/>
                   </pic:nvPicPr>
                   <pic:blipFill>
-                    <a:blip r:embed="rId21"/>
+                    <a:blip r:embed="rId25"/>
                     <a:stretch>
                       <a:fillRect/>
                     </a:stretch>
@@ -1466,7 +1590,6 @@
         <w:rPr>
           <w:i/>
         </w:rPr>
-        <w:lastRenderedPageBreak/>
         <w:t>Figure 3.1: Main screen of B</w:t>
       </w:r>
       <w:r>
@@ -1555,7 +1678,7 @@
                     <pic:cNvPicPr/>
                   </pic:nvPicPr>
                   <pic:blipFill>
-                    <a:blip r:embed="rId22"/>
+                    <a:blip r:embed="rId26"/>
                     <a:stretch>
                       <a:fillRect/>
                     </a:stretch>
@@ -1598,7 +1721,23 @@
     </w:p>
     <w:p>
       <w:r>
-        <w:t>The core gameplay is based on the behavioral manipulation of the BalaC robot:</w:t>
+        <w:t xml:space="preserve">The core gameplay is based on the </w:t>
+      </w:r>
+      <w:proofErr w:type="spellStart"/>
+      <w:r>
+        <w:t>behavioral</w:t>
+      </w:r>
+      <w:proofErr w:type="spellEnd"/>
+      <w:r>
+        <w:t xml:space="preserve"> manipulation of the </w:t>
+      </w:r>
+      <w:proofErr w:type="spellStart"/>
+      <w:r>
+        <w:t>BalaC</w:t>
+      </w:r>
+      <w:proofErr w:type="spellEnd"/>
+      <w:r>
+        <w:t xml:space="preserve"> robot:</w:t>
       </w:r>
     </w:p>
     <w:p>
@@ -1616,7 +1755,15 @@
         <w:t>Contextual Selection</w:t>
       </w:r>
       <w:r>
-        <w:t>: Based on the selected level, the user has access to specific custom blocks designed for the BalaC PID playground and its control objectives.</w:t>
+        <w:t xml:space="preserve">: Based on the selected level, the user has access to specific custom blocks designed for the </w:t>
+      </w:r>
+      <w:proofErr w:type="spellStart"/>
+      <w:r>
+        <w:t>BalaC</w:t>
+      </w:r>
+      <w:proofErr w:type="spellEnd"/>
+      <w:r>
+        <w:t xml:space="preserve"> PID playground and its control objectives.</w:t>
       </w:r>
     </w:p>
     <w:p>
@@ -1685,7 +1832,15 @@
         </w:numPr>
       </w:pPr>
       <w:r>
-        <w:t>Launch the BalaC PID playground environment.</w:t>
+        <w:t xml:space="preserve">Launch the </w:t>
+      </w:r>
+      <w:proofErr w:type="spellStart"/>
+      <w:r>
+        <w:t>BalaC</w:t>
+      </w:r>
+      <w:proofErr w:type="spellEnd"/>
+      <w:r>
+        <w:t xml:space="preserve"> PID playground environment.</w:t>
       </w:r>
     </w:p>
     <w:p>
@@ -1763,7 +1918,7 @@
                     </pic:cNvPicPr>
                   </pic:nvPicPr>
                   <pic:blipFill>
-                    <a:blip r:embed="rId23" cstate="print">
+                    <a:blip r:embed="rId27" cstate="print">
                       <a:extLst>
                         <a:ext uri="{28A0092B-C50C-407E-A947-70E740481C1C}">
                           <a14:useLocalDpi xmlns:a14="http://schemas.microsoft.com/office/drawing/2010/main" val="0"/>
@@ -1851,7 +2006,15 @@
         </w:numPr>
       </w:pPr>
       <w:r>
-        <w:t>Observe the behavior of the robot in the scenario:</w:t>
+        <w:t xml:space="preserve">Observe the </w:t>
+      </w:r>
+      <w:proofErr w:type="spellStart"/>
+      <w:r>
+        <w:t>behavior</w:t>
+      </w:r>
+      <w:proofErr w:type="spellEnd"/>
+      <w:r>
+        <w:t xml:space="preserve"> of the robot in the scenario:</w:t>
       </w:r>
     </w:p>
     <w:p>
@@ -1875,7 +2038,15 @@
         </w:numPr>
       </w:pPr>
       <w:r>
-        <w:t xml:space="preserve">If an error or instability occurs: press the </w:t>
+        <w:t xml:space="preserve">If an error or instability </w:t>
+      </w:r>
+      <w:proofErr w:type="gramStart"/>
+      <w:r>
+        <w:t>occurs:</w:t>
+      </w:r>
+      <w:proofErr w:type="gramEnd"/>
+      <w:r>
+        <w:t xml:space="preserve"> press the </w:t>
       </w:r>
       <w:r>
         <w:rPr>
@@ -1936,7 +2107,7 @@
                     </pic:cNvPicPr>
                   </pic:nvPicPr>
                   <pic:blipFill>
-                    <a:blip r:embed="rId24" cstate="print">
+                    <a:blip r:embed="rId28" cstate="print">
                       <a:extLst>
                         <a:ext uri="{28A0092B-C50C-407E-A947-70E740481C1C}">
                           <a14:useLocalDpi xmlns:a14="http://schemas.microsoft.com/office/drawing/2010/main" val="0"/>
@@ -2009,7 +2180,15 @@
     </w:p>
     <w:p>
       <w:r>
-        <w:t>Upon launching the game, the initial screen is displayed. This screen provides access to the BalaC PID playground environment.</w:t>
+        <w:t xml:space="preserve">Upon launching the game, the initial screen is displayed. This screen provides access to the </w:t>
+      </w:r>
+      <w:proofErr w:type="spellStart"/>
+      <w:r>
+        <w:t>BalaC</w:t>
+      </w:r>
+      <w:proofErr w:type="spellEnd"/>
+      <w:r>
+        <w:t xml:space="preserve"> PID playground environment.</w:t>
       </w:r>
     </w:p>
     <w:p>
@@ -2027,7 +2206,15 @@
     </w:p>
     <w:p>
       <w:r>
-        <w:t>The simulator provides access to the AutoSTEM (BalaC) PID playground:</w:t>
+        <w:t>The simulator provides access to the AutoSTEM (</w:t>
+      </w:r>
+      <w:proofErr w:type="spellStart"/>
+      <w:r>
+        <w:t>BalaC</w:t>
+      </w:r>
+      <w:proofErr w:type="spellEnd"/>
+      <w:r>
+        <w:t>) PID playground:</w:t>
       </w:r>
     </w:p>
     <w:p>
@@ -2042,7 +2229,21 @@
         <w:rPr>
           <w:b/>
         </w:rPr>
-        <w:t>AutoSTEM (BalaC)</w:t>
+        <w:t>AutoSTEM (</w:t>
+      </w:r>
+      <w:proofErr w:type="spellStart"/>
+      <w:r>
+        <w:rPr>
+          <w:b/>
+        </w:rPr>
+        <w:t>BalaC</w:t>
+      </w:r>
+      <w:proofErr w:type="spellEnd"/>
+      <w:r>
+        <w:rPr>
+          <w:b/>
+        </w:rPr>
+        <w:t>)</w:t>
       </w:r>
       <w:r>
         <w:t>: 1 playground level.</w:t>
@@ -2050,7 +2251,15 @@
     </w:p>
     <w:p>
       <w:r>
-        <w:t>Once the environment is selected, the game loads the available level for the BalaC robot.</w:t>
+        <w:t xml:space="preserve">Once the environment is selected, the game loads the available level for the </w:t>
+      </w:r>
+      <w:proofErr w:type="spellStart"/>
+      <w:r>
+        <w:t>BalaC</w:t>
+      </w:r>
+      <w:proofErr w:type="spellEnd"/>
+      <w:r>
+        <w:t xml:space="preserve"> robot.</w:t>
       </w:r>
     </w:p>
     <w:p>
@@ -2063,7 +2272,15 @@
     </w:p>
     <w:p>
       <w:r>
-        <w:t>The level has a specific goal. The goal consists of maintaining the BalaC robot in an upright position through the correct tuning of PID parameters.</w:t>
+        <w:t xml:space="preserve">The level has a specific goal. The goal consists of maintaining the </w:t>
+      </w:r>
+      <w:proofErr w:type="spellStart"/>
+      <w:r>
+        <w:t>BalaC</w:t>
+      </w:r>
+      <w:proofErr w:type="spellEnd"/>
+      <w:r>
+        <w:t xml:space="preserve"> robot in an upright position through the correct tuning of PID parameters.</w:t>
       </w:r>
     </w:p>
     <w:p>
@@ -2094,7 +2311,15 @@
     </w:p>
     <w:p>
       <w:r>
-        <w:t>In the top-left corner, there is an icon dedicated to programming. This icon allows the user to access the programming functionalities necessary to interact with the BalaC PID environment.</w:t>
+        <w:t xml:space="preserve">In the top-left corner, there is an icon dedicated to programming. This icon allows the user to access the programming functionalities necessary to interact with the </w:t>
+      </w:r>
+      <w:proofErr w:type="spellStart"/>
+      <w:r>
+        <w:t>BalaC</w:t>
+      </w:r>
+      <w:proofErr w:type="spellEnd"/>
+      <w:r>
+        <w:t xml:space="preserve"> PID environment.</w:t>
       </w:r>
     </w:p>
     <w:p>
@@ -2171,12 +2396,28 @@
         <w:t>5</w:t>
       </w:r>
       <w:r>
-        <w:t>.1 BalaC Custom Blocks</w:t>
-      </w:r>
-    </w:p>
-    <w:p>
-      <w:r>
-        <w:t>This section describes the custom blocks created for BalaC and how they are used.</w:t>
+        <w:t xml:space="preserve">.1 </w:t>
+      </w:r>
+      <w:proofErr w:type="spellStart"/>
+      <w:r>
+        <w:t>BalaC</w:t>
+      </w:r>
+      <w:proofErr w:type="spellEnd"/>
+      <w:r>
+        <w:t xml:space="preserve"> Custom Blocks</w:t>
+      </w:r>
+    </w:p>
+    <w:p>
+      <w:r>
+        <w:t xml:space="preserve">This section describes the custom blocks created for </w:t>
+      </w:r>
+      <w:proofErr w:type="spellStart"/>
+      <w:r>
+        <w:t>BalaC</w:t>
+      </w:r>
+      <w:proofErr w:type="spellEnd"/>
+      <w:r>
+        <w:t xml:space="preserve"> and how they are used.</w:t>
       </w:r>
     </w:p>
     <w:p>
@@ -2202,7 +2443,7 @@
                     <pic:cNvPicPr/>
                   </pic:nvPicPr>
                   <pic:blipFill>
-                    <a:blip r:embed="rId25"/>
+                    <a:blip r:embed="rId29"/>
                     <a:stretch>
                       <a:fillRect/>
                     </a:stretch>
@@ -2231,62 +2472,94 @@
         <w:rPr>
           <w:i/>
         </w:rPr>
-        <w:t>Figure 4.2: BalaC control blocks.</w:t>
+        <w:t xml:space="preserve">Figure 4.2: </w:t>
+      </w:r>
+      <w:proofErr w:type="spellStart"/>
+      <w:r>
+        <w:rPr>
+          <w:i/>
+        </w:rPr>
+        <w:t>BalaC</w:t>
+      </w:r>
+      <w:proofErr w:type="spellEnd"/>
+      <w:r>
+        <w:rPr>
+          <w:i/>
+        </w:rPr>
+        <w:t xml:space="preserve"> control blocks.</w:t>
       </w:r>
     </w:p>
     <w:p/>
     <w:p>
       <w:r>
-        <w:t>Access to the control primitives of AutoSTEM occurs through the dedicated section in the programming interface. By selecting the "BalaC" category, one accesses the panel containing the functional blocks for managing movement and sensors.</w:t>
-      </w:r>
-    </w:p>
-    <w:p>
+        <w:t>Access to the control primitives of AutoSTEM occurs through the dedicated section in the programming interface. By selecting the "</w:t>
+      </w:r>
+      <w:proofErr w:type="spellStart"/>
+      <w:r>
+        <w:t>BalaC</w:t>
+      </w:r>
+      <w:proofErr w:type="spellEnd"/>
+      <w:r>
+        <w:t>" category, one accesses the panel containing the functional blocks for managing movement and sensors.</w:t>
+      </w:r>
+    </w:p>
+    <w:p>
+      <w:proofErr w:type="spellStart"/>
       <w:r>
         <w:rPr>
           <w:b/>
         </w:rPr>
         <w:t>set_dc_motor</w:t>
       </w:r>
+      <w:proofErr w:type="spellEnd"/>
       <w:r>
         <w:t xml:space="preserve">: Manages the actuation of the motors. The block requires the configuration of two fundamental parameters: the output channel (selectable between </w:t>
       </w:r>
+      <w:proofErr w:type="spellStart"/>
       <w:r>
         <w:rPr>
           <w:i/>
         </w:rPr>
         <w:t>MotorA</w:t>
       </w:r>
+      <w:proofErr w:type="spellEnd"/>
       <w:r>
         <w:t xml:space="preserve"> and </w:t>
       </w:r>
+      <w:proofErr w:type="spellStart"/>
       <w:r>
         <w:rPr>
           <w:i/>
         </w:rPr>
         <w:t>MotorB</w:t>
       </w:r>
+      <w:proofErr w:type="spellEnd"/>
       <w:r>
         <w:t>) and the speed setpoint, defined via a scalar numeric value.</w:t>
       </w:r>
     </w:p>
     <w:p>
+      <w:proofErr w:type="spellStart"/>
       <w:r>
         <w:rPr>
           <w:b/>
         </w:rPr>
         <w:t>stop_dc_motor</w:t>
       </w:r>
+      <w:proofErr w:type="spellEnd"/>
       <w:r>
         <w:t>: Commands the immediate interruption of electrical power to the specified motor (A or B), stopping the wheel.</w:t>
       </w:r>
     </w:p>
     <w:p>
+      <w:proofErr w:type="spellStart"/>
       <w:r>
         <w:rPr>
           <w:b/>
         </w:rPr>
         <w:t>basic_pid_control</w:t>
       </w:r>
+      <w:proofErr w:type="spellEnd"/>
       <w:r>
         <w:t>: Implements a PID (Proportional-Integral-Derivative) feedback control algorithm. This block allows the calibration of the three characteristic gains:</w:t>
       </w:r>
@@ -2299,12 +2572,14 @@
           <w:numId w:val="19"/>
         </w:numPr>
       </w:pPr>
+      <w:proofErr w:type="spellStart"/>
       <w:r>
         <w:rPr>
           <w:i/>
         </w:rPr>
         <w:t>Kp</w:t>
       </w:r>
+      <w:proofErr w:type="spellEnd"/>
       <w:r>
         <w:t>: Proportional constant, linked to the instantaneous error.</w:t>
       </w:r>
@@ -2335,12 +2610,14 @@
           <w:numId w:val="19"/>
         </w:numPr>
       </w:pPr>
+      <w:proofErr w:type="spellStart"/>
       <w:r>
         <w:rPr>
           <w:i/>
         </w:rPr>
         <w:t>Kd</w:t>
       </w:r>
+      <w:proofErr w:type="spellEnd"/>
       <w:r>
         <w:t>: Derivative constant, for predicting the future trend of the error.</w:t>
       </w:r>
@@ -2485,7 +2762,15 @@
         <w:t>Error "Unable to start application":</w:t>
       </w:r>
       <w:r>
-        <w:t xml:space="preserve"> On Windows, this error may depend on missing libraries (.dll) or an incomplete extraction. Verify that the </w:t>
+        <w:t xml:space="preserve"> On Windows, this error may depend on missing libraries (.</w:t>
+      </w:r>
+      <w:proofErr w:type="spellStart"/>
+      <w:r>
+        <w:t>dll</w:t>
+      </w:r>
+      <w:proofErr w:type="spellEnd"/>
+      <w:r>
+        <w:t xml:space="preserve">) or an incomplete extraction. Verify that the </w:t>
       </w:r>
       <w:r>
         <w:t>AUTOSTEM</w:t>
@@ -2493,11 +2778,16 @@
       <w:r>
         <w:t>.exe file is in the same directory as its resources (</w:t>
       </w:r>
+      <w:proofErr w:type="spellStart"/>
       <w:r>
         <w:t>AUTOSTEM</w:t>
       </w:r>
       <w:r>
-        <w:t>_Data folder) and that the antivirus has not blocked the content.</w:t>
+        <w:t>_Data</w:t>
+      </w:r>
+      <w:proofErr w:type="spellEnd"/>
+      <w:r>
+        <w:t xml:space="preserve"> folder) and that the antivirus has not blocked the content.</w:t>
       </w:r>
     </w:p>
     <w:p>
@@ -2634,7 +2924,15 @@
         <w:t>\Player.log</w:t>
       </w:r>
       <w:r>
-        <w:t>. Analyzing this file can help identify the source of the problem.</w:t>
+        <w:t xml:space="preserve">. </w:t>
+      </w:r>
+      <w:proofErr w:type="spellStart"/>
+      <w:r>
+        <w:t>Analyzing</w:t>
+      </w:r>
+      <w:proofErr w:type="spellEnd"/>
+      <w:r>
+        <w:t xml:space="preserve"> this file can help identify the source of the problem.</w:t>
       </w:r>
     </w:p>
     <w:p>
@@ -2721,7 +3019,23 @@
     </w:p>
     <w:p>
       <w:r>
-        <w:t>This work is licensed under the Creative Commons Attribution-NonCommercial-ShareAlike 4.0 International License (CC BY-NC-SA 4.0).</w:t>
+        <w:t>This work is licensed under the Creative Commons Attribution-</w:t>
+      </w:r>
+      <w:proofErr w:type="spellStart"/>
+      <w:r>
+        <w:t>NonCommercial</w:t>
+      </w:r>
+      <w:proofErr w:type="spellEnd"/>
+      <w:r>
+        <w:t>-</w:t>
+      </w:r>
+      <w:proofErr w:type="spellStart"/>
+      <w:r>
+        <w:t>ShareAlike</w:t>
+      </w:r>
+      <w:proofErr w:type="spellEnd"/>
+      <w:r>
+        <w:t xml:space="preserve"> 4.0 International License (CC BY-NC-SA 4.0).</w:t>
       </w:r>
     </w:p>
     <w:p>
@@ -2735,11 +3049,19 @@
           <w:lang w:val="it-IT"/>
         </w:rPr>
       </w:pPr>
+      <w:proofErr w:type="spellStart"/>
       <w:r>
         <w:rPr>
           <w:lang w:val="it-IT"/>
         </w:rPr>
-        <w:t>Contributors:</w:t>
+        <w:t>Contributors</w:t>
+      </w:r>
+      <w:proofErr w:type="spellEnd"/>
+      <w:r>
+        <w:rPr>
+          <w:lang w:val="it-IT"/>
+        </w:rPr>
+        <w:t>:</w:t>
       </w:r>
     </w:p>
     <w:p>
@@ -2757,7 +3079,7 @@
         <w:rPr>
           <w:lang w:val="it-IT"/>
         </w:rPr>
-        <w:t>Ripani Alessandro</w:t>
+        <w:t>David Scaradozzi</w:t>
       </w:r>
     </w:p>
     <w:p>
@@ -2775,7 +3097,7 @@
         <w:rPr>
           <w:lang w:val="it-IT"/>
         </w:rPr>
-        <w:t>Davide Collevecchio</w:t>
+        <w:t>Alessandro Ripani</w:t>
       </w:r>
     </w:p>
     <w:p>
@@ -2793,7 +3115,7 @@
         <w:rPr>
           <w:lang w:val="it-IT"/>
         </w:rPr>
-        <w:t>Francesco Giachini</w:t>
+        <w:t>Davide Collevecchio</w:t>
       </w:r>
     </w:p>
     <w:p>
@@ -2811,7 +3133,7 @@
         <w:rPr>
           <w:lang w:val="it-IT"/>
         </w:rPr>
-        <w:t>David Scaradozzi</w:t>
+        <w:t>Francesco Giachini</w:t>
       </w:r>
     </w:p>
     <w:p>
@@ -2875,10 +3197,6 @@
       </w:r>
     </w:p>
     <w:sectPr>
-      <w:headerReference w:type="default" r:id="rId26"/>
-      <w:footerReference w:type="even" r:id="rId27"/>
-      <w:footerReference w:type="default" r:id="rId28"/>
-      <w:footerReference w:type="first" r:id="rId29"/>
       <w:pgSz w:w="11906" w:h="16838"/>
       <w:pgMar w:top="1417" w:right="1134" w:bottom="1800" w:left="1134" w:header="708" w:footer="708" w:gutter="0"/>
       <w:cols w:space="708"/>
@@ -3333,7 +3651,7 @@
       <w:tabs>
         <w:tab w:val="clear" w:pos="4819"/>
         <w:tab w:val="clear" w:pos="9638"/>
-        <w:tab w:val="left" w:pos="2273"/>
+        <w:tab w:val="left" w:pos="7938"/>
       </w:tabs>
     </w:pPr>
     <w:r>
@@ -3378,6 +3696,62 @@
                       <a14:shadowObscured xmlns:a14="http://schemas.microsoft.com/office/drawing/2010/main"/>
                     </a:ext>
                   </a:extLst>
+                </pic:spPr>
+              </pic:pic>
+            </a:graphicData>
+          </a:graphic>
+        </wp:inline>
+      </w:drawing>
+    </w:r>
+    <w:r>
+      <w:tab/>
+    </w:r>
+    <w:r>
+      <w:rPr>
+        <w:noProof/>
+      </w:rPr>
+      <w:drawing>
+        <wp:inline distT="0" distB="0" distL="0" distR="0" wp14:anchorId="0EC32BD1" wp14:editId="7074B08A">
+          <wp:extent cx="1061180" cy="403200"/>
+          <wp:effectExtent l="0" t="0" r="0" b="0"/>
+          <wp:docPr id="120098772" name="Picture 1"/>
+          <wp:cNvGraphicFramePr>
+            <a:graphicFrameLocks xmlns:a="http://schemas.openxmlformats.org/drawingml/2006/main" noChangeAspect="1"/>
+          </wp:cNvGraphicFramePr>
+          <a:graphic xmlns:a="http://schemas.openxmlformats.org/drawingml/2006/main">
+            <a:graphicData uri="http://schemas.openxmlformats.org/drawingml/2006/picture">
+              <pic:pic xmlns:pic="http://schemas.openxmlformats.org/drawingml/2006/picture">
+                <pic:nvPicPr>
+                  <pic:cNvPr id="0" name="Picture 1"/>
+                  <pic:cNvPicPr>
+                    <a:picLocks noChangeAspect="1" noChangeArrowheads="1"/>
+                  </pic:cNvPicPr>
+                </pic:nvPicPr>
+                <pic:blipFill>
+                  <a:blip r:embed="rId2">
+                    <a:extLst>
+                      <a:ext uri="{28A0092B-C50C-407E-A947-70E740481C1C}">
+                        <a14:useLocalDpi xmlns:a14="http://schemas.microsoft.com/office/drawing/2010/main" val="0"/>
+                      </a:ext>
+                    </a:extLst>
+                  </a:blip>
+                  <a:srcRect/>
+                  <a:stretch>
+                    <a:fillRect/>
+                  </a:stretch>
+                </pic:blipFill>
+                <pic:spPr bwMode="auto">
+                  <a:xfrm>
+                    <a:off x="0" y="0"/>
+                    <a:ext cx="1061180" cy="403200"/>
+                  </a:xfrm>
+                  <a:prstGeom prst="rect">
+                    <a:avLst/>
+                  </a:prstGeom>
+                  <a:noFill/>
+                  <a:ln>
+                    <a:noFill/>
+                  </a:ln>
                 </pic:spPr>
               </pic:pic>
             </a:graphicData>
@@ -6381,6 +6755,7 @@
   <w:style w:type="character" w:default="1" w:styleId="DefaultParagraphFont">
     <w:name w:val="Default Paragraph Font"/>
     <w:uiPriority w:val="1"/>
+    <w:semiHidden/>
     <w:unhideWhenUsed/>
   </w:style>
   <w:style w:type="table" w:default="1" w:styleId="TableNormal">

--- a/docs/BRIDGE_User_Manual_AutoSTEM.docx
+++ b/docs/BRIDGE_User_Manual_AutoSTEM.docx
@@ -1087,11 +1087,23 @@
           <w:rPr>
             <w:rStyle w:val="Hyperlink"/>
           </w:rPr>
-          <w:t>https://github.com/ANcybernetics/AutoSTEM-VirtualToolkit/releases/tag/v1.0.0</w:t>
+          <w:t>https://github.com/ANcybernetics/AutoSTEM-VirtualToolkit/re</w:t>
+        </w:r>
+        <w:r>
+          <w:rPr>
+            <w:rStyle w:val="Hyperlink"/>
+          </w:rPr>
+          <w:t>l</w:t>
+        </w:r>
+        <w:r>
+          <w:rPr>
+            <w:rStyle w:val="Hyperlink"/>
+          </w:rPr>
+          <w:t>eases</w:t>
         </w:r>
       </w:hyperlink>
       <w:r>
-        <w:t>.</w:t>
+        <w:t xml:space="preserve"> and find the latest release.</w:t>
       </w:r>
     </w:p>
     <w:p>
@@ -1222,13 +1234,67 @@
           <w:b/>
           <w:bCs/>
         </w:rPr>
-        <w:t>/releases/tag/v1.0.0</w:t>
+        <w:t>/releases/tag/</w:t>
       </w:r>
       <w:r>
         <w:rPr>
           <w:rFonts w:ascii="Courier New" w:hAnsi="Courier New"/>
           <w:b/>
           <w:bCs/>
+          <w:u w:val="single"/>
+        </w:rPr>
+        <w:t>v</w:t>
+      </w:r>
+      <w:r>
+        <w:rPr>
+          <w:rFonts w:ascii="Courier New" w:hAnsi="Courier New"/>
+          <w:b/>
+          <w:bCs/>
+          <w:u w:val="single"/>
+        </w:rPr>
+        <w:t>1</w:t>
+      </w:r>
+      <w:r>
+        <w:rPr>
+          <w:rFonts w:ascii="Courier New" w:hAnsi="Courier New"/>
+          <w:b/>
+          <w:bCs/>
+          <w:u w:val="single"/>
+        </w:rPr>
+        <w:t>.</w:t>
+      </w:r>
+      <w:r>
+        <w:rPr>
+          <w:rFonts w:ascii="Courier New" w:hAnsi="Courier New"/>
+          <w:b/>
+          <w:bCs/>
+          <w:u w:val="single"/>
+        </w:rPr>
+        <w:t>x</w:t>
+      </w:r>
+      <w:r>
+        <w:rPr>
+          <w:rFonts w:ascii="Courier New" w:hAnsi="Courier New"/>
+          <w:b/>
+          <w:bCs/>
+          <w:u w:val="single"/>
+        </w:rPr>
+        <w:t>.</w:t>
+      </w:r>
+      <w:r>
+        <w:rPr>
+          <w:rFonts w:ascii="Courier New" w:hAnsi="Courier New"/>
+          <w:b/>
+          <w:bCs/>
+          <w:u w:val="single"/>
+        </w:rPr>
+        <w:t>x</w:t>
+      </w:r>
+      <w:r>
+        <w:rPr>
+          <w:rFonts w:ascii="Courier New" w:hAnsi="Courier New"/>
+          <w:b/>
+          <w:bCs/>
         </w:rPr>
         <w:t>.git</w:t>
       </w:r>
@@ -1249,27 +1315,6 @@
     <w:p>
       <w:r>
         <w:t>Windows</w:t>
-      </w:r>
-    </w:p>
-    <w:p>
-      <w:pPr>
-        <w:pStyle w:val="Heading3"/>
-        <w:numPr>
-          <w:ilvl w:val="0"/>
-          <w:numId w:val="5"/>
-        </w:numPr>
-      </w:pPr>
-      <w:r>
-        <w:t xml:space="preserve">Open the </w:t>
-      </w:r>
-      <w:r>
-        <w:rPr>
-          <w:b/>
-        </w:rPr>
-        <w:t>AUTOSTEM</w:t>
-      </w:r>
-      <w:r>
-        <w:t xml:space="preserve"> folder.</w:t>
       </w:r>
     </w:p>
     <w:p>
@@ -1277,38 +1322,20 @@
         <w:pStyle w:val="ListParagraph"/>
         <w:numPr>
           <w:ilvl w:val="0"/>
-          <w:numId w:val="2"/>
+          <w:numId w:val="27"/>
         </w:numPr>
       </w:pPr>
       <w:r>
-        <w:t xml:space="preserve">Double-click on the executable file </w:t>
-      </w:r>
-      <w:r>
-        <w:rPr>
-          <w:b/>
-        </w:rPr>
-        <w:t>AUTOST</w:t>
-      </w:r>
-      <w:r>
-        <w:rPr>
-          <w:b/>
-        </w:rPr>
-        <w:t>E</w:t>
-      </w:r>
-      <w:r>
-        <w:rPr>
-          <w:b/>
-        </w:rPr>
-        <w:t>M</w:t>
-      </w:r>
-      <w:r>
-        <w:rPr>
-          <w:b/>
-        </w:rPr>
-        <w:t>.exe</w:t>
-      </w:r>
-      <w:r>
-        <w:t>.</w:t>
+        <w:t xml:space="preserve">Open the </w:t>
+      </w:r>
+      <w:r>
+        <w:rPr>
+          <w:b/>
+        </w:rPr>
+        <w:t>AUTOSTEM</w:t>
+      </w:r>
+      <w:r>
+        <w:t xml:space="preserve"> folder.</w:t>
       </w:r>
     </w:p>
     <w:p>
@@ -1316,7 +1343,46 @@
         <w:pStyle w:val="ListParagraph"/>
         <w:numPr>
           <w:ilvl w:val="0"/>
-          <w:numId w:val="2"/>
+          <w:numId w:val="27"/>
+        </w:numPr>
+      </w:pPr>
+      <w:r>
+        <w:t xml:space="preserve">Double-click on the executable file </w:t>
+      </w:r>
+      <w:r>
+        <w:rPr>
+          <w:b/>
+        </w:rPr>
+        <w:t>AUTOST</w:t>
+      </w:r>
+      <w:r>
+        <w:rPr>
+          <w:b/>
+        </w:rPr>
+        <w:t>E</w:t>
+      </w:r>
+      <w:r>
+        <w:rPr>
+          <w:b/>
+        </w:rPr>
+        <w:t>M</w:t>
+      </w:r>
+      <w:r>
+        <w:rPr>
+          <w:b/>
+        </w:rPr>
+        <w:t>.exe</w:t>
+      </w:r>
+      <w:r>
+        <w:t>.</w:t>
+      </w:r>
+    </w:p>
+    <w:p>
+      <w:pPr>
+        <w:pStyle w:val="ListParagraph"/>
+        <w:numPr>
+          <w:ilvl w:val="0"/>
+          <w:numId w:val="27"/>
         </w:numPr>
       </w:pPr>
       <w:r>
@@ -5688,6 +5754,95 @@
     </w:lvl>
   </w:abstractNum>
   <w:abstractNum w:abstractNumId="19" w15:restartNumberingAfterBreak="0">
+    <w:nsid w:val="6E092B7F"/>
+    <w:multiLevelType w:val="hybridMultilevel"/>
+    <w:tmpl w:val="7DCEC496"/>
+    <w:lvl w:ilvl="0" w:tplc="0809000F">
+      <w:start w:val="1"/>
+      <w:numFmt w:val="decimal"/>
+      <w:lvlText w:val="%1."/>
+      <w:lvlJc w:val="left"/>
+      <w:pPr>
+        <w:ind w:left="720" w:hanging="360"/>
+      </w:pPr>
+      <w:rPr>
+        <w:rFonts w:hint="default"/>
+      </w:rPr>
+    </w:lvl>
+    <w:lvl w:ilvl="1" w:tplc="08090019" w:tentative="1">
+      <w:start w:val="1"/>
+      <w:numFmt w:val="lowerLetter"/>
+      <w:lvlText w:val="%2."/>
+      <w:lvlJc w:val="left"/>
+      <w:pPr>
+        <w:ind w:left="1440" w:hanging="360"/>
+      </w:pPr>
+    </w:lvl>
+    <w:lvl w:ilvl="2" w:tplc="0809001B" w:tentative="1">
+      <w:start w:val="1"/>
+      <w:numFmt w:val="lowerRoman"/>
+      <w:lvlText w:val="%3."/>
+      <w:lvlJc w:val="right"/>
+      <w:pPr>
+        <w:ind w:left="2160" w:hanging="180"/>
+      </w:pPr>
+    </w:lvl>
+    <w:lvl w:ilvl="3" w:tplc="0809000F" w:tentative="1">
+      <w:start w:val="1"/>
+      <w:numFmt w:val="decimal"/>
+      <w:lvlText w:val="%4."/>
+      <w:lvlJc w:val="left"/>
+      <w:pPr>
+        <w:ind w:left="2880" w:hanging="360"/>
+      </w:pPr>
+    </w:lvl>
+    <w:lvl w:ilvl="4" w:tplc="08090019" w:tentative="1">
+      <w:start w:val="1"/>
+      <w:numFmt w:val="lowerLetter"/>
+      <w:lvlText w:val="%5."/>
+      <w:lvlJc w:val="left"/>
+      <w:pPr>
+        <w:ind w:left="3600" w:hanging="360"/>
+      </w:pPr>
+    </w:lvl>
+    <w:lvl w:ilvl="5" w:tplc="0809001B" w:tentative="1">
+      <w:start w:val="1"/>
+      <w:numFmt w:val="lowerRoman"/>
+      <w:lvlText w:val="%6."/>
+      <w:lvlJc w:val="right"/>
+      <w:pPr>
+        <w:ind w:left="4320" w:hanging="180"/>
+      </w:pPr>
+    </w:lvl>
+    <w:lvl w:ilvl="6" w:tplc="0809000F" w:tentative="1">
+      <w:start w:val="1"/>
+      <w:numFmt w:val="decimal"/>
+      <w:lvlText w:val="%7."/>
+      <w:lvlJc w:val="left"/>
+      <w:pPr>
+        <w:ind w:left="5040" w:hanging="360"/>
+      </w:pPr>
+    </w:lvl>
+    <w:lvl w:ilvl="7" w:tplc="08090019" w:tentative="1">
+      <w:start w:val="1"/>
+      <w:numFmt w:val="lowerLetter"/>
+      <w:lvlText w:val="%8."/>
+      <w:lvlJc w:val="left"/>
+      <w:pPr>
+        <w:ind w:left="5760" w:hanging="360"/>
+      </w:pPr>
+    </w:lvl>
+    <w:lvl w:ilvl="8" w:tplc="0809001B" w:tentative="1">
+      <w:start w:val="1"/>
+      <w:numFmt w:val="lowerRoman"/>
+      <w:lvlText w:val="%9."/>
+      <w:lvlJc w:val="right"/>
+      <w:pPr>
+        <w:ind w:left="6480" w:hanging="180"/>
+      </w:pPr>
+    </w:lvl>
+  </w:abstractNum>
+  <w:abstractNum w:abstractNumId="20" w15:restartNumberingAfterBreak="0">
     <w:nsid w:val="74D42EDC"/>
     <w:multiLevelType w:val="hybridMultilevel"/>
     <w:tmpl w:val="B1268BC8"/>
@@ -5800,7 +5955,7 @@
       </w:rPr>
     </w:lvl>
   </w:abstractNum>
-  <w:abstractNum w:abstractNumId="20" w15:restartNumberingAfterBreak="0">
+  <w:abstractNum w:abstractNumId="21" w15:restartNumberingAfterBreak="0">
     <w:nsid w:val="78F778B9"/>
     <w:multiLevelType w:val="hybridMultilevel"/>
     <w:tmpl w:val="2C201718"/>
@@ -5913,7 +6068,7 @@
       </w:rPr>
     </w:lvl>
   </w:abstractNum>
-  <w:abstractNum w:abstractNumId="21" w15:restartNumberingAfterBreak="0">
+  <w:abstractNum w:abstractNumId="22" w15:restartNumberingAfterBreak="0">
     <w:nsid w:val="7F9C62D9"/>
     <w:multiLevelType w:val="multilevel"/>
     <w:tmpl w:val="0410001F"/>
@@ -6102,10 +6257,10 @@
     <w:abstractNumId w:val="12"/>
   </w:num>
   <w:num w:numId="13" w16cid:durableId="1818495245">
-    <w:abstractNumId w:val="20"/>
+    <w:abstractNumId w:val="21"/>
   </w:num>
   <w:num w:numId="14" w16cid:durableId="490367906">
-    <w:abstractNumId w:val="19"/>
+    <w:abstractNumId w:val="20"/>
   </w:num>
   <w:num w:numId="15" w16cid:durableId="1622764314">
     <w:abstractNumId w:val="6"/>
@@ -6132,7 +6287,7 @@
     <w:abstractNumId w:val="7"/>
   </w:num>
   <w:num w:numId="23" w16cid:durableId="804272011">
-    <w:abstractNumId w:val="21"/>
+    <w:abstractNumId w:val="22"/>
   </w:num>
   <w:num w:numId="24" w16cid:durableId="95637723">
     <w:abstractNumId w:val="2"/>
@@ -6142,6 +6297,9 @@
   </w:num>
   <w:num w:numId="26" w16cid:durableId="162858232">
     <w:abstractNumId w:val="15"/>
+  </w:num>
+  <w:num w:numId="27" w16cid:durableId="482966908">
+    <w:abstractNumId w:val="19"/>
   </w:num>
 </w:numbering>
 </file>
@@ -7223,6 +7381,18 @@
       </w:tblBorders>
     </w:tblPr>
   </w:style>
+  <w:style w:type="character" w:styleId="FollowedHyperlink">
+    <w:name w:val="FollowedHyperlink"/>
+    <w:basedOn w:val="DefaultParagraphFont"/>
+    <w:uiPriority w:val="99"/>
+    <w:semiHidden/>
+    <w:unhideWhenUsed/>
+    <w:rsid w:val="00F83863"/>
+    <w:rPr>
+      <w:color w:val="96607D" w:themeColor="followedHyperlink"/>
+      <w:u w:val="single"/>
+    </w:rPr>
+  </w:style>
 </w:styles>
 </file>
 
@@ -7522,12 +7692,14 @@
 </file>
 
 <file path=customXml/item1.xml><?xml version="1.0" encoding="utf-8"?>
-<?mso-contentType ?>
-<FormTemplates xmlns="http://schemas.microsoft.com/sharepoint/v3/contenttype/forms">
-  <Display>DocumentLibraryForm</Display>
-  <Edit>DocumentLibraryForm</Edit>
-  <New>DocumentLibraryForm</New>
-</FormTemplates>
+<p:properties xmlns:p="http://schemas.microsoft.com/office/2006/metadata/properties" xmlns:xsi="http://www.w3.org/2001/XMLSchema-instance" xmlns:pc="http://schemas.microsoft.com/office/infopath/2007/PartnerControls">
+  <documentManagement>
+    <lcf76f155ced4ddcb4097134ff3c332f xmlns="dc1746aa-2a4b-4a12-a193-82e977ec6616">
+      <Terms xmlns="http://schemas.microsoft.com/office/infopath/2007/PartnerControls"/>
+    </lcf76f155ced4ddcb4097134ff3c332f>
+    <TaxCatchAll xmlns="d74c42e2-cc96-4d07-a673-45589d8c55b6" xsi:nil="true"/>
+  </documentManagement>
+</p:properties>
 </file>
 
 <file path=customXml/item2.xml><?xml version="1.0" encoding="utf-8"?>
@@ -7792,14 +7964,12 @@
 </file>
 
 <file path=customXml/item3.xml><?xml version="1.0" encoding="utf-8"?>
-<p:properties xmlns:p="http://schemas.microsoft.com/office/2006/metadata/properties" xmlns:xsi="http://www.w3.org/2001/XMLSchema-instance" xmlns:pc="http://schemas.microsoft.com/office/infopath/2007/PartnerControls">
-  <documentManagement>
-    <lcf76f155ced4ddcb4097134ff3c332f xmlns="dc1746aa-2a4b-4a12-a193-82e977ec6616">
-      <Terms xmlns="http://schemas.microsoft.com/office/infopath/2007/PartnerControls"/>
-    </lcf76f155ced4ddcb4097134ff3c332f>
-    <TaxCatchAll xmlns="d74c42e2-cc96-4d07-a673-45589d8c55b6" xsi:nil="true"/>
-  </documentManagement>
-</p:properties>
+<?mso-contentType ?>
+<FormTemplates xmlns="http://schemas.microsoft.com/sharepoint/v3/contenttype/forms">
+  <Display>DocumentLibraryForm</Display>
+  <Edit>DocumentLibraryForm</Edit>
+  <New>DocumentLibraryForm</New>
+</FormTemplates>
 </file>
 
 <file path=customXml/item4.xml><?xml version="1.0" encoding="utf-8"?>
@@ -7807,9 +7977,12 @@
 </file>
 
 <file path=customXml/itemProps1.xml><?xml version="1.0" encoding="utf-8"?>
-<ds:datastoreItem xmlns:ds="http://schemas.openxmlformats.org/officeDocument/2006/customXml" ds:itemID="{A518187D-FF5C-49F3-B393-1CDE524F06F2}">
+<ds:datastoreItem xmlns:ds="http://schemas.openxmlformats.org/officeDocument/2006/customXml" ds:itemID="{309E802B-CEF9-4CAA-8E2B-47728BC0D932}">
   <ds:schemaRefs>
-    <ds:schemaRef ds:uri="http://schemas.microsoft.com/sharepoint/v3/contenttype/forms"/>
+    <ds:schemaRef ds:uri="http://schemas.microsoft.com/office/2006/metadata/properties"/>
+    <ds:schemaRef ds:uri="http://schemas.microsoft.com/office/infopath/2007/PartnerControls"/>
+    <ds:schemaRef ds:uri="dc1746aa-2a4b-4a12-a193-82e977ec6616"/>
+    <ds:schemaRef ds:uri="d74c42e2-cc96-4d07-a673-45589d8c55b6"/>
   </ds:schemaRefs>
 </ds:datastoreItem>
 </file>
@@ -7834,12 +8007,9 @@
 </file>
 
 <file path=customXml/itemProps3.xml><?xml version="1.0" encoding="utf-8"?>
-<ds:datastoreItem xmlns:ds="http://schemas.openxmlformats.org/officeDocument/2006/customXml" ds:itemID="{309E802B-CEF9-4CAA-8E2B-47728BC0D932}">
+<ds:datastoreItem xmlns:ds="http://schemas.openxmlformats.org/officeDocument/2006/customXml" ds:itemID="{A518187D-FF5C-49F3-B393-1CDE524F06F2}">
   <ds:schemaRefs>
-    <ds:schemaRef ds:uri="http://schemas.microsoft.com/office/2006/metadata/properties"/>
-    <ds:schemaRef ds:uri="http://schemas.microsoft.com/office/infopath/2007/PartnerControls"/>
-    <ds:schemaRef ds:uri="dc1746aa-2a4b-4a12-a193-82e977ec6616"/>
-    <ds:schemaRef ds:uri="d74c42e2-cc96-4d07-a673-45589d8c55b6"/>
+    <ds:schemaRef ds:uri="http://schemas.microsoft.com/sharepoint/v3/contenttype/forms"/>
   </ds:schemaRefs>
 </ds:datastoreItem>
 </file>
